--- a/VAPT_REPORT_Appendices.docx
+++ b/VAPT_REPORT_Appendices.docx
@@ -1347,45 +1347,45 @@
                 <w:sz w:val="20"/>
                 <w:szCs w:val="20"/>
               </w:rPr>
-              <w:t>Snyk Open Source</w:t>
-            </w:r>
-          </w:p>
-        </w:tc>
-        <w:tc>
-          <w:tcPr>
-            <w:tcW w:w="0" w:type="auto"/>
-            <w:tcBorders>
-              <w:top w:val="single" w:sz="6" w:space="0" w:color="CDD2DC"/>
-              <w:left w:val="single" w:sz="6" w:space="0" w:color="CDD2DC"/>
-              <w:bottom w:val="single" w:sz="6" w:space="0" w:color="CDD2DC"/>
-              <w:right w:val="single" w:sz="6" w:space="0" w:color="CDD2DC"/>
-            </w:tcBorders>
-            <w:tcMar>
-              <w:top w:w="100" w:type="dxa"/>
-              <w:left w:w="140" w:type="dxa"/>
-              <w:bottom w:w="100" w:type="dxa"/>
-              <w:right w:w="140" w:type="dxa"/>
-            </w:tcMar>
-            <w:hideMark/>
-          </w:tcPr>
-          <w:p>
-            <w:pPr>
-              <w:spacing w:before="120" w:after="120"/>
-              <w:rPr>
-                <w:rFonts w:ascii="Calibri" w:eastAsia="Times New Roman" w:hAnsi="Calibri" w:cs="Calibri"/>
-                <w:color w:val="1A1A1A"/>
-                <w:sz w:val="20"/>
-                <w:szCs w:val="20"/>
-              </w:rPr>
-            </w:pPr>
-            <w:r>
-              <w:rPr>
-                <w:rFonts w:ascii="Calibri" w:eastAsia="Times New Roman" w:hAnsi="Calibri" w:cs="Calibri"/>
-                <w:color w:val="1A1A1A"/>
-                <w:sz w:val="20"/>
-                <w:szCs w:val="20"/>
-              </w:rPr>
-              <w:t>SCA</w:t>
+              <w:t>Snyk API &amp; Web (formerly Probely)</w:t>
+            </w:r>
+          </w:p>
+        </w:tc>
+        <w:tc>
+          <w:tcPr>
+            <w:tcW w:w="0" w:type="auto"/>
+            <w:tcBorders>
+              <w:top w:val="single" w:sz="6" w:space="0" w:color="CDD2DC"/>
+              <w:left w:val="single" w:sz="6" w:space="0" w:color="CDD2DC"/>
+              <w:bottom w:val="single" w:sz="6" w:space="0" w:color="CDD2DC"/>
+              <w:right w:val="single" w:sz="6" w:space="0" w:color="CDD2DC"/>
+            </w:tcBorders>
+            <w:tcMar>
+              <w:top w:w="100" w:type="dxa"/>
+              <w:left w:w="140" w:type="dxa"/>
+              <w:bottom w:w="100" w:type="dxa"/>
+              <w:right w:w="140" w:type="dxa"/>
+            </w:tcMar>
+            <w:hideMark/>
+          </w:tcPr>
+          <w:p>
+            <w:pPr>
+              <w:spacing w:before="120" w:after="120"/>
+              <w:rPr>
+                <w:rFonts w:ascii="Calibri" w:eastAsia="Times New Roman" w:hAnsi="Calibri" w:cs="Calibri"/>
+                <w:color w:val="1A1A1A"/>
+                <w:sz w:val="20"/>
+                <w:szCs w:val="20"/>
+              </w:rPr>
+            </w:pPr>
+            <w:r>
+              <w:rPr>
+                <w:rFonts w:ascii="Calibri" w:eastAsia="Times New Roman" w:hAnsi="Calibri" w:cs="Calibri"/>
+                <w:color w:val="1A1A1A"/>
+                <w:sz w:val="20"/>
+                <w:szCs w:val="20"/>
+              </w:rPr>
+              <w:t>DAST</w:t>
             </w:r>
           </w:p>
         </w:tc>
@@ -1461,7 +1461,7 @@
                 <w:sz w:val="20"/>
                 <w:szCs w:val="20"/>
               </w:rPr>
-              <w:t>Dependency vulnerability scan of the manifest — 0 after removing a dev-only deploy CLI.</w:t>
+              <w:t>Automated dynamic scan (crawl + active checks) of the deployed application.</w:t>
             </w:r>
           </w:p>
         </w:tc>
@@ -1501,121 +1501,121 @@
                 <w:sz w:val="20"/>
                 <w:szCs w:val="20"/>
               </w:rPr>
-              <w:t>Snyk API &amp; Web (formerly Probely)</w:t>
-            </w:r>
-          </w:p>
-        </w:tc>
-        <w:tc>
-          <w:tcPr>
-            <w:tcW w:w="0" w:type="auto"/>
-            <w:tcBorders>
-              <w:top w:val="single" w:sz="6" w:space="0" w:color="CDD2DC"/>
-              <w:left w:val="single" w:sz="6" w:space="0" w:color="CDD2DC"/>
-              <w:bottom w:val="single" w:sz="6" w:space="0" w:color="CDD2DC"/>
-              <w:right w:val="single" w:sz="6" w:space="0" w:color="CDD2DC"/>
-            </w:tcBorders>
-            <w:tcMar>
-              <w:top w:w="100" w:type="dxa"/>
-              <w:left w:w="140" w:type="dxa"/>
-              <w:bottom w:w="100" w:type="dxa"/>
-              <w:right w:w="140" w:type="dxa"/>
-            </w:tcMar>
-            <w:hideMark/>
-          </w:tcPr>
-          <w:p>
-            <w:pPr>
-              <w:spacing w:before="120" w:after="120"/>
-              <w:rPr>
-                <w:rFonts w:ascii="Calibri" w:eastAsia="Times New Roman" w:hAnsi="Calibri" w:cs="Calibri"/>
-                <w:color w:val="1A1A1A"/>
-                <w:sz w:val="20"/>
-                <w:szCs w:val="20"/>
-              </w:rPr>
-            </w:pPr>
-            <w:r>
-              <w:rPr>
-                <w:rFonts w:ascii="Calibri" w:eastAsia="Times New Roman" w:hAnsi="Calibri" w:cs="Calibri"/>
-                <w:color w:val="1A1A1A"/>
-                <w:sz w:val="20"/>
-                <w:szCs w:val="20"/>
-              </w:rPr>
-              <w:t>DAST</w:t>
-            </w:r>
-          </w:p>
-        </w:tc>
-        <w:tc>
-          <w:tcPr>
-            <w:tcW w:w="0" w:type="auto"/>
-            <w:tcBorders>
-              <w:top w:val="single" w:sz="6" w:space="0" w:color="CDD2DC"/>
-              <w:left w:val="single" w:sz="6" w:space="0" w:color="CDD2DC"/>
-              <w:bottom w:val="single" w:sz="6" w:space="0" w:color="CDD2DC"/>
-              <w:right w:val="single" w:sz="6" w:space="0" w:color="CDD2DC"/>
-            </w:tcBorders>
-            <w:tcMar>
-              <w:top w:w="100" w:type="dxa"/>
-              <w:left w:w="140" w:type="dxa"/>
-              <w:bottom w:w="100" w:type="dxa"/>
-              <w:right w:w="140" w:type="dxa"/>
-            </w:tcMar>
-            <w:hideMark/>
-          </w:tcPr>
-          <w:p>
-            <w:pPr>
-              <w:spacing w:before="120" w:after="120"/>
-              <w:rPr>
-                <w:rFonts w:ascii="Calibri" w:eastAsia="Times New Roman" w:hAnsi="Calibri" w:cs="Calibri"/>
-                <w:color w:val="1A1A1A"/>
-                <w:sz w:val="20"/>
-                <w:szCs w:val="20"/>
-              </w:rPr>
-            </w:pPr>
-            <w:r>
-              <w:rPr>
-                <w:rFonts w:ascii="Calibri" w:eastAsia="Times New Roman" w:hAnsi="Calibri" w:cs="Calibri"/>
-                <w:color w:val="1A1A1A"/>
-                <w:sz w:val="20"/>
-                <w:szCs w:val="20"/>
-              </w:rPr>
-              <w:t>13 Jul 2026</w:t>
-            </w:r>
-          </w:p>
-        </w:tc>
-        <w:tc>
-          <w:tcPr>
-            <w:tcW w:w="0" w:type="auto"/>
-            <w:tcBorders>
-              <w:top w:val="single" w:sz="6" w:space="0" w:color="CDD2DC"/>
-              <w:left w:val="single" w:sz="6" w:space="0" w:color="CDD2DC"/>
-              <w:bottom w:val="single" w:sz="6" w:space="0" w:color="CDD2DC"/>
-              <w:right w:val="single" w:sz="6" w:space="0" w:color="CDD2DC"/>
-            </w:tcBorders>
-            <w:tcMar>
-              <w:top w:w="100" w:type="dxa"/>
-              <w:left w:w="140" w:type="dxa"/>
-              <w:bottom w:w="100" w:type="dxa"/>
-              <w:right w:w="140" w:type="dxa"/>
-            </w:tcMar>
-            <w:hideMark/>
-          </w:tcPr>
-          <w:p>
-            <w:pPr>
-              <w:spacing w:before="120" w:after="120"/>
-              <w:rPr>
-                <w:rFonts w:ascii="Calibri" w:eastAsia="Times New Roman" w:hAnsi="Calibri" w:cs="Calibri"/>
-                <w:color w:val="1A1A1A"/>
-                <w:sz w:val="20"/>
-                <w:szCs w:val="20"/>
-              </w:rPr>
-            </w:pPr>
-            <w:r>
-              <w:rPr>
-                <w:rFonts w:ascii="Calibri" w:eastAsia="Times New Roman" w:hAnsi="Calibri" w:cs="Calibri"/>
-                <w:color w:val="1A1A1A"/>
-                <w:sz w:val="20"/>
-                <w:szCs w:val="20"/>
-              </w:rPr>
-              <w:t>Automated dynamic scan (crawl + active checks) of the deployed application.</w:t>
+              <w:t>securityheaders.com</w:t>
+            </w:r>
+          </w:p>
+        </w:tc>
+        <w:tc>
+          <w:tcPr>
+            <w:tcW w:w="0" w:type="auto"/>
+            <w:tcBorders>
+              <w:top w:val="single" w:sz="6" w:space="0" w:color="CDD2DC"/>
+              <w:left w:val="single" w:sz="6" w:space="0" w:color="CDD2DC"/>
+              <w:bottom w:val="single" w:sz="6" w:space="0" w:color="CDD2DC"/>
+              <w:right w:val="single" w:sz="6" w:space="0" w:color="CDD2DC"/>
+            </w:tcBorders>
+            <w:tcMar>
+              <w:top w:w="100" w:type="dxa"/>
+              <w:left w:w="140" w:type="dxa"/>
+              <w:bottom w:w="100" w:type="dxa"/>
+              <w:right w:w="140" w:type="dxa"/>
+            </w:tcMar>
+            <w:hideMark/>
+          </w:tcPr>
+          <w:p>
+            <w:pPr>
+              <w:spacing w:before="120" w:after="120"/>
+              <w:rPr>
+                <w:rFonts w:ascii="Calibri" w:eastAsia="Times New Roman" w:hAnsi="Calibri" w:cs="Calibri"/>
+                <w:color w:val="1A1A1A"/>
+                <w:sz w:val="20"/>
+                <w:szCs w:val="20"/>
+              </w:rPr>
+            </w:pPr>
+            <w:r>
+              <w:rPr>
+                <w:rFonts w:ascii="Calibri" w:eastAsia="Times New Roman" w:hAnsi="Calibri" w:cs="Calibri"/>
+                <w:color w:val="1A1A1A"/>
+                <w:sz w:val="20"/>
+                <w:szCs w:val="20"/>
+              </w:rPr>
+              <w:t>Header check</w:t>
+            </w:r>
+          </w:p>
+        </w:tc>
+        <w:tc>
+          <w:tcPr>
+            <w:tcW w:w="0" w:type="auto"/>
+            <w:tcBorders>
+              <w:top w:val="single" w:sz="6" w:space="0" w:color="CDD2DC"/>
+              <w:left w:val="single" w:sz="6" w:space="0" w:color="CDD2DC"/>
+              <w:bottom w:val="single" w:sz="6" w:space="0" w:color="CDD2DC"/>
+              <w:right w:val="single" w:sz="6" w:space="0" w:color="CDD2DC"/>
+            </w:tcBorders>
+            <w:tcMar>
+              <w:top w:w="100" w:type="dxa"/>
+              <w:left w:w="140" w:type="dxa"/>
+              <w:bottom w:w="100" w:type="dxa"/>
+              <w:right w:w="140" w:type="dxa"/>
+            </w:tcMar>
+            <w:hideMark/>
+          </w:tcPr>
+          <w:p>
+            <w:pPr>
+              <w:spacing w:before="120" w:after="120"/>
+              <w:rPr>
+                <w:rFonts w:ascii="Calibri" w:eastAsia="Times New Roman" w:hAnsi="Calibri" w:cs="Calibri"/>
+                <w:color w:val="1A1A1A"/>
+                <w:sz w:val="20"/>
+                <w:szCs w:val="20"/>
+              </w:rPr>
+            </w:pPr>
+            <w:r>
+              <w:rPr>
+                <w:rFonts w:ascii="Calibri" w:eastAsia="Times New Roman" w:hAnsi="Calibri" w:cs="Calibri"/>
+                <w:color w:val="1A1A1A"/>
+                <w:sz w:val="20"/>
+                <w:szCs w:val="20"/>
+              </w:rPr>
+              <w:t>11 Jul 2026</w:t>
+            </w:r>
+          </w:p>
+        </w:tc>
+        <w:tc>
+          <w:tcPr>
+            <w:tcW w:w="0" w:type="auto"/>
+            <w:tcBorders>
+              <w:top w:val="single" w:sz="6" w:space="0" w:color="CDD2DC"/>
+              <w:left w:val="single" w:sz="6" w:space="0" w:color="CDD2DC"/>
+              <w:bottom w:val="single" w:sz="6" w:space="0" w:color="CDD2DC"/>
+              <w:right w:val="single" w:sz="6" w:space="0" w:color="CDD2DC"/>
+            </w:tcBorders>
+            <w:tcMar>
+              <w:top w:w="100" w:type="dxa"/>
+              <w:left w:w="140" w:type="dxa"/>
+              <w:bottom w:w="100" w:type="dxa"/>
+              <w:right w:w="140" w:type="dxa"/>
+            </w:tcMar>
+            <w:hideMark/>
+          </w:tcPr>
+          <w:p>
+            <w:pPr>
+              <w:spacing w:before="120" w:after="120"/>
+              <w:rPr>
+                <w:rFonts w:ascii="Calibri" w:eastAsia="Times New Roman" w:hAnsi="Calibri" w:cs="Calibri"/>
+                <w:color w:val="1A1A1A"/>
+                <w:sz w:val="20"/>
+                <w:szCs w:val="20"/>
+              </w:rPr>
+            </w:pPr>
+            <w:r>
+              <w:rPr>
+                <w:rFonts w:ascii="Calibri" w:eastAsia="Times New Roman" w:hAnsi="Calibri" w:cs="Calibri"/>
+                <w:color w:val="1A1A1A"/>
+                <w:sz w:val="20"/>
+                <w:szCs w:val="20"/>
+              </w:rPr>
+              <w:t>HTTP security-header grade — A+.</w:t>
             </w:r>
           </w:p>
         </w:tc>
@@ -1636,142 +1636,101 @@
               <w:bottom w:w="100" w:type="dxa"/>
               <w:right w:w="140" w:type="dxa"/>
             </w:tcMar>
-            <w:hideMark/>
-          </w:tcPr>
-          <w:p>
-            <w:pPr>
-              <w:spacing w:before="120" w:after="120"/>
-              <w:rPr>
-                <w:rFonts w:ascii="Calibri" w:eastAsia="Times New Roman" w:hAnsi="Calibri" w:cs="Calibri"/>
-                <w:color w:val="1A1A1A"/>
-                <w:sz w:val="20"/>
-                <w:szCs w:val="20"/>
-              </w:rPr>
-            </w:pPr>
-            <w:r>
-              <w:rPr>
-                <w:rFonts w:ascii="Calibri" w:eastAsia="Times New Roman" w:hAnsi="Calibri" w:cs="Calibri"/>
-                <w:color w:val="1A1A1A"/>
-                <w:sz w:val="20"/>
-                <w:szCs w:val="20"/>
-              </w:rPr>
-              <w:lastRenderedPageBreak/>
-              <w:t>securityheaders.com</w:t>
-            </w:r>
-          </w:p>
-        </w:tc>
-        <w:tc>
-          <w:tcPr>
-            <w:tcW w:w="0" w:type="auto"/>
-            <w:tcBorders>
-              <w:top w:val="single" w:sz="6" w:space="0" w:color="CDD2DC"/>
-              <w:left w:val="single" w:sz="6" w:space="0" w:color="CDD2DC"/>
-              <w:bottom w:val="single" w:sz="6" w:space="0" w:color="CDD2DC"/>
-              <w:right w:val="single" w:sz="6" w:space="0" w:color="CDD2DC"/>
-            </w:tcBorders>
-            <w:tcMar>
-              <w:top w:w="100" w:type="dxa"/>
-              <w:left w:w="140" w:type="dxa"/>
-              <w:bottom w:w="100" w:type="dxa"/>
-              <w:right w:w="140" w:type="dxa"/>
-            </w:tcMar>
-            <w:hideMark/>
-          </w:tcPr>
-          <w:p>
-            <w:pPr>
-              <w:spacing w:before="120" w:after="120"/>
-              <w:rPr>
-                <w:rFonts w:ascii="Calibri" w:eastAsia="Times New Roman" w:hAnsi="Calibri" w:cs="Calibri"/>
-                <w:color w:val="1A1A1A"/>
-                <w:sz w:val="20"/>
-                <w:szCs w:val="20"/>
-              </w:rPr>
-            </w:pPr>
-            <w:r>
-              <w:rPr>
-                <w:rFonts w:ascii="Calibri" w:eastAsia="Times New Roman" w:hAnsi="Calibri" w:cs="Calibri"/>
-                <w:color w:val="1A1A1A"/>
-                <w:sz w:val="20"/>
-                <w:szCs w:val="20"/>
-              </w:rPr>
-              <w:t>Header check</w:t>
-            </w:r>
-          </w:p>
-        </w:tc>
-        <w:tc>
-          <w:tcPr>
-            <w:tcW w:w="0" w:type="auto"/>
-            <w:tcBorders>
-              <w:top w:val="single" w:sz="6" w:space="0" w:color="CDD2DC"/>
-              <w:left w:val="single" w:sz="6" w:space="0" w:color="CDD2DC"/>
-              <w:bottom w:val="single" w:sz="6" w:space="0" w:color="CDD2DC"/>
-              <w:right w:val="single" w:sz="6" w:space="0" w:color="CDD2DC"/>
-            </w:tcBorders>
-            <w:tcMar>
-              <w:top w:w="100" w:type="dxa"/>
-              <w:left w:w="140" w:type="dxa"/>
-              <w:bottom w:w="100" w:type="dxa"/>
-              <w:right w:w="140" w:type="dxa"/>
-            </w:tcMar>
-            <w:hideMark/>
-          </w:tcPr>
-          <w:p>
-            <w:pPr>
-              <w:spacing w:before="120" w:after="120"/>
-              <w:rPr>
-                <w:rFonts w:ascii="Calibri" w:eastAsia="Times New Roman" w:hAnsi="Calibri" w:cs="Calibri"/>
-                <w:color w:val="1A1A1A"/>
-                <w:sz w:val="20"/>
-                <w:szCs w:val="20"/>
-              </w:rPr>
-            </w:pPr>
-            <w:r>
-              <w:rPr>
-                <w:rFonts w:ascii="Calibri" w:eastAsia="Times New Roman" w:hAnsi="Calibri" w:cs="Calibri"/>
-                <w:color w:val="1A1A1A"/>
-                <w:sz w:val="20"/>
-                <w:szCs w:val="20"/>
-              </w:rPr>
-              <w:t>11 Jul 2026</w:t>
-            </w:r>
-          </w:p>
-        </w:tc>
-        <w:tc>
-          <w:tcPr>
-            <w:tcW w:w="0" w:type="auto"/>
-            <w:tcBorders>
-              <w:top w:val="single" w:sz="6" w:space="0" w:color="CDD2DC"/>
-              <w:left w:val="single" w:sz="6" w:space="0" w:color="CDD2DC"/>
-              <w:bottom w:val="single" w:sz="6" w:space="0" w:color="CDD2DC"/>
-              <w:right w:val="single" w:sz="6" w:space="0" w:color="CDD2DC"/>
-            </w:tcBorders>
-            <w:tcMar>
-              <w:top w:w="100" w:type="dxa"/>
-              <w:left w:w="140" w:type="dxa"/>
-              <w:bottom w:w="100" w:type="dxa"/>
-              <w:right w:w="140" w:type="dxa"/>
-            </w:tcMar>
-            <w:hideMark/>
-          </w:tcPr>
-          <w:p>
-            <w:pPr>
-              <w:spacing w:before="120" w:after="120"/>
-              <w:rPr>
-                <w:rFonts w:ascii="Calibri" w:eastAsia="Times New Roman" w:hAnsi="Calibri" w:cs="Calibri"/>
-                <w:color w:val="1A1A1A"/>
-                <w:sz w:val="20"/>
-                <w:szCs w:val="20"/>
-              </w:rPr>
-            </w:pPr>
-            <w:r>
-              <w:rPr>
-                <w:rFonts w:ascii="Calibri" w:eastAsia="Times New Roman" w:hAnsi="Calibri" w:cs="Calibri"/>
-                <w:color w:val="1A1A1A"/>
-                <w:sz w:val="20"/>
-                <w:szCs w:val="20"/>
-              </w:rPr>
-              <w:t>HTTP security-header grade — A+.</w:t>
-            </w:r>
+          </w:tcPr>
+          <w:p>
+            <w:pPr>
+              <w:spacing w:before="120" w:after="120"/>
+              <w:rPr>
+                <w:rFonts w:ascii="Calibri" w:eastAsia="Times New Roman" w:hAnsi="Calibri" w:cs="Calibri"/>
+                <w:color w:val="1A1A1A"/>
+                <w:sz w:val="20"/>
+                <w:szCs w:val="20"/>
+              </w:rPr>
+            </w:pPr>
+          </w:p>
+        </w:tc>
+        <w:tc>
+          <w:tcPr>
+            <w:tcW w:w="0" w:type="auto"/>
+            <w:tcBorders>
+              <w:top w:val="single" w:sz="6" w:space="0" w:color="CDD2DC"/>
+              <w:left w:val="single" w:sz="6" w:space="0" w:color="CDD2DC"/>
+              <w:bottom w:val="single" w:sz="6" w:space="0" w:color="CDD2DC"/>
+              <w:right w:val="single" w:sz="6" w:space="0" w:color="CDD2DC"/>
+            </w:tcBorders>
+            <w:tcMar>
+              <w:top w:w="100" w:type="dxa"/>
+              <w:left w:w="140" w:type="dxa"/>
+              <w:bottom w:w="100" w:type="dxa"/>
+              <w:right w:w="140" w:type="dxa"/>
+            </w:tcMar>
+          </w:tcPr>
+          <w:p>
+            <w:pPr>
+              <w:spacing w:before="120" w:after="120"/>
+              <w:rPr>
+                <w:rFonts w:ascii="Calibri" w:eastAsia="Times New Roman" w:hAnsi="Calibri" w:cs="Calibri"/>
+                <w:color w:val="1A1A1A"/>
+                <w:sz w:val="20"/>
+                <w:szCs w:val="20"/>
+              </w:rPr>
+            </w:pPr>
+          </w:p>
+        </w:tc>
+        <w:tc>
+          <w:tcPr>
+            <w:tcW w:w="0" w:type="auto"/>
+            <w:tcBorders>
+              <w:top w:val="single" w:sz="6" w:space="0" w:color="CDD2DC"/>
+              <w:left w:val="single" w:sz="6" w:space="0" w:color="CDD2DC"/>
+              <w:bottom w:val="single" w:sz="6" w:space="0" w:color="CDD2DC"/>
+              <w:right w:val="single" w:sz="6" w:space="0" w:color="CDD2DC"/>
+            </w:tcBorders>
+            <w:tcMar>
+              <w:top w:w="100" w:type="dxa"/>
+              <w:left w:w="140" w:type="dxa"/>
+              <w:bottom w:w="100" w:type="dxa"/>
+              <w:right w:w="140" w:type="dxa"/>
+            </w:tcMar>
+          </w:tcPr>
+          <w:p>
+            <w:pPr>
+              <w:spacing w:before="120" w:after="120"/>
+              <w:rPr>
+                <w:rFonts w:ascii="Calibri" w:eastAsia="Times New Roman" w:hAnsi="Calibri" w:cs="Calibri"/>
+                <w:color w:val="1A1A1A"/>
+                <w:sz w:val="20"/>
+                <w:szCs w:val="20"/>
+              </w:rPr>
+            </w:pPr>
+          </w:p>
+        </w:tc>
+        <w:tc>
+          <w:tcPr>
+            <w:tcW w:w="0" w:type="auto"/>
+            <w:tcBorders>
+              <w:top w:val="single" w:sz="6" w:space="0" w:color="CDD2DC"/>
+              <w:left w:val="single" w:sz="6" w:space="0" w:color="CDD2DC"/>
+              <w:bottom w:val="single" w:sz="6" w:space="0" w:color="CDD2DC"/>
+              <w:right w:val="single" w:sz="6" w:space="0" w:color="CDD2DC"/>
+            </w:tcBorders>
+            <w:tcMar>
+              <w:top w:w="100" w:type="dxa"/>
+              <w:left w:w="140" w:type="dxa"/>
+              <w:bottom w:w="100" w:type="dxa"/>
+              <w:right w:w="140" w:type="dxa"/>
+            </w:tcMar>
+          </w:tcPr>
+          <w:p>
+            <w:pPr>
+              <w:spacing w:before="120" w:after="120"/>
+              <w:rPr>
+                <w:rFonts w:ascii="Calibri" w:eastAsia="Times New Roman" w:hAnsi="Calibri" w:cs="Calibri"/>
+                <w:color w:val="1A1A1A"/>
+                <w:sz w:val="20"/>
+                <w:szCs w:val="20"/>
+              </w:rPr>
+            </w:pPr>
           </w:p>
         </w:tc>
       </w:tr>
@@ -2143,7 +2102,6 @@
         <w:pStyle w:val="cap"/>
         <w:rPr>
           <w:rFonts w:ascii="Calibri" w:hAnsi="Calibri" w:cs="Calibri"/>
-          <w:lang w:val="en"/>
         </w:rPr>
       </w:pPr>
       <w:r>
@@ -2152,6 +2110,97 @@
           <w:lang w:val="en"/>
         </w:rPr>
         <w:t>Expected: all six headers present (CSP, HSTS, X-Frame-Options, X-Content-Type-Options, Referrer-Policy, Permissions-Policy).</w:t>
+      </w:r>
+      <w:r>
+        <w:rPr>
+          <w:rFonts w:ascii="Calibri" w:hAnsi="Calibri" w:cs="Calibri"/>
+          <w:lang w:val="en"/>
+        </w:rPr>
+        <w:br/>
+      </w:r>
+    </w:p>
+    <w:p>
+      <w:pPr>
+        <w:pStyle w:val="cap"/>
+        <w:rPr>
+          <w:rFonts w:ascii="Calibri" w:hAnsi="Calibri" w:cs="Calibri"/>
+          <w:lang w:val="en"/>
+        </w:rPr>
+      </w:pPr>
+    </w:p>
+    <w:p>
+      <w:pPr>
+        <w:shd w:val="clear" w:color="auto" w:fill="F5F6F9"/>
+        <w:spacing w:after="240"/>
+        <w:jc w:val="center"/>
+        <w:divId w:val="1846049023"/>
+        <w:rPr>
+          <w:rFonts w:ascii="Calibri" w:eastAsia="Times New Roman" w:hAnsi="Calibri" w:cs="Calibri"/>
+          <w:i/>
+          <w:iCs/>
+          <w:color w:val="6B7383"/>
+          <w:sz w:val="22"/>
+          <w:szCs w:val="22"/>
+        </w:rPr>
+      </w:pPr>
+      <w:r>
+        <w:rPr>
+          <w:rFonts w:ascii="Calibri" w:eastAsia="Times New Roman" w:hAnsi="Calibri" w:cs="Calibri"/>
+          <w:i/>
+          <w:iCs/>
+          <w:noProof/>
+          <w:color w:val="6B7383"/>
+          <w:sz w:val="22"/>
+          <w:szCs w:val="22"/>
+        </w:rPr>
+        <w:drawing>
+          <wp:inline distT="0" distB="0" distL="0" distR="0" wp14:anchorId="34613B8F" wp14:editId="2D05D1B8">
+            <wp:extent cx="5731510" cy="1519555"/>
+            <wp:effectExtent l="0" t="0" r="2540" b="4445"/>
+            <wp:docPr id="1142470963" name="Picture 4"/>
+            <wp:cNvGraphicFramePr>
+              <a:graphicFrameLocks xmlns:a="http://schemas.openxmlformats.org/drawingml/2006/main" noChangeAspect="1"/>
+            </wp:cNvGraphicFramePr>
+            <a:graphic xmlns:a="http://schemas.openxmlformats.org/drawingml/2006/main">
+              <a:graphicData uri="http://schemas.openxmlformats.org/drawingml/2006/picture">
+                <pic:pic xmlns:pic="http://schemas.openxmlformats.org/drawingml/2006/picture">
+                  <pic:nvPicPr>
+                    <pic:cNvPr id="0" name="Picture 13"/>
+                    <pic:cNvPicPr>
+                      <a:picLocks noChangeAspect="1" noChangeArrowheads="1"/>
+                    </pic:cNvPicPr>
+                  </pic:nvPicPr>
+                  <pic:blipFill>
+                    <a:blip r:embed="rId5" cstate="print">
+                      <a:extLst>
+                        <a:ext uri="{28A0092B-C50C-407E-A947-70E740481C1C}">
+                          <a14:useLocalDpi xmlns:a14="http://schemas.microsoft.com/office/drawing/2010/main" val="0"/>
+                        </a:ext>
+                      </a:extLst>
+                    </a:blip>
+                    <a:srcRect/>
+                    <a:stretch>
+                      <a:fillRect/>
+                    </a:stretch>
+                  </pic:blipFill>
+                  <pic:spPr bwMode="auto">
+                    <a:xfrm>
+                      <a:off x="0" y="0"/>
+                      <a:ext cx="5731510" cy="1519555"/>
+                    </a:xfrm>
+                    <a:prstGeom prst="rect">
+                      <a:avLst/>
+                    </a:prstGeom>
+                    <a:noFill/>
+                    <a:ln>
+                      <a:noFill/>
+                    </a:ln>
+                  </pic:spPr>
+                </pic:pic>
+              </a:graphicData>
+            </a:graphic>
+          </wp:inline>
+        </w:drawing>
       </w:r>
     </w:p>
     <w:p>
@@ -2169,7 +2218,43 @@
           <w:lang w:val="en"/>
         </w:rPr>
       </w:pPr>
-      <w:r>
+    </w:p>
+    <w:p>
+      <w:pPr>
+        <w:pStyle w:val="Heading3"/>
+        <w:rPr>
+          <w:rFonts w:ascii="Calibri" w:eastAsia="Times New Roman" w:hAnsi="Calibri" w:cs="Calibri"/>
+          <w:lang w:val="en"/>
+        </w:rPr>
+      </w:pPr>
+      <w:r>
+        <w:rPr>
+          <w:rFonts w:ascii="Calibri" w:eastAsia="Times New Roman" w:hAnsi="Calibri" w:cs="Calibri"/>
+          <w:lang w:val="en"/>
+        </w:rPr>
+        <w:t>B-2 · TLS/SSL (D-2) — Qualys SSL Labs, Grade A</w:t>
+      </w:r>
+    </w:p>
+    <w:p>
+      <w:pPr>
+        <w:pStyle w:val="cap"/>
+        <w:rPr>
+          <w:rFonts w:ascii="Calibri" w:hAnsi="Calibri" w:cs="Calibri"/>
+          <w:lang w:val="en"/>
+        </w:rPr>
+      </w:pPr>
+      <w:r>
+        <w:rPr>
+          <w:rFonts w:ascii="Calibri" w:hAnsi="Calibri" w:cs="Calibri"/>
+          <w:lang w:val="en"/>
+        </w:rPr>
+        <w:t>Expected: TLS 1.3 supported, valid certificate, CAA policy present.</w:t>
+      </w:r>
+    </w:p>
+    <w:p>
+      <w:pPr>
+        <w:shd w:val="clear" w:color="auto" w:fill="F5F6F9"/>
+        <w:divId w:val="210772626"/>
         <w:rPr>
           <w:rFonts w:ascii="Calibri" w:eastAsia="Times New Roman" w:hAnsi="Calibri" w:cs="Calibri"/>
           <w:i/>
@@ -2179,7 +2264,60 @@
           <w:szCs w:val="22"/>
           <w:lang w:val="en"/>
         </w:rPr>
-        <w:t>[ Paste D-1 screenshot here ]</w:t>
+      </w:pPr>
+      <w:r>
+        <w:rPr>
+          <w:noProof/>
+        </w:rPr>
+        <w:lastRenderedPageBreak/>
+        <w:drawing>
+          <wp:inline distT="0" distB="0" distL="0" distR="0" wp14:anchorId="1BD8F32F" wp14:editId="1D360FC4">
+            <wp:extent cx="5731510" cy="3479800"/>
+            <wp:effectExtent l="0" t="0" r="2540" b="6350"/>
+            <wp:docPr id="1354095505" name="Picture 5"/>
+            <wp:cNvGraphicFramePr>
+              <a:graphicFrameLocks xmlns:a="http://schemas.openxmlformats.org/drawingml/2006/main" noChangeAspect="1"/>
+            </wp:cNvGraphicFramePr>
+            <a:graphic xmlns:a="http://schemas.openxmlformats.org/drawingml/2006/main">
+              <a:graphicData uri="http://schemas.openxmlformats.org/drawingml/2006/picture">
+                <pic:pic xmlns:pic="http://schemas.openxmlformats.org/drawingml/2006/picture">
+                  <pic:nvPicPr>
+                    <pic:cNvPr id="0" name="Picture 15"/>
+                    <pic:cNvPicPr>
+                      <a:picLocks noChangeAspect="1" noChangeArrowheads="1"/>
+                    </pic:cNvPicPr>
+                  </pic:nvPicPr>
+                  <pic:blipFill>
+                    <a:blip r:embed="rId6">
+                      <a:extLst>
+                        <a:ext uri="{28A0092B-C50C-407E-A947-70E740481C1C}">
+                          <a14:useLocalDpi xmlns:a14="http://schemas.microsoft.com/office/drawing/2010/main" val="0"/>
+                        </a:ext>
+                      </a:extLst>
+                    </a:blip>
+                    <a:srcRect/>
+                    <a:stretch>
+                      <a:fillRect/>
+                    </a:stretch>
+                  </pic:blipFill>
+                  <pic:spPr bwMode="auto">
+                    <a:xfrm>
+                      <a:off x="0" y="0"/>
+                      <a:ext cx="5731510" cy="3479800"/>
+                    </a:xfrm>
+                    <a:prstGeom prst="rect">
+                      <a:avLst/>
+                    </a:prstGeom>
+                    <a:noFill/>
+                    <a:ln>
+                      <a:noFill/>
+                    </a:ln>
+                  </pic:spPr>
+                </pic:pic>
+              </a:graphicData>
+            </a:graphic>
+          </wp:inline>
+        </w:drawing>
       </w:r>
     </w:p>
     <w:p>
@@ -2195,7 +2333,7 @@
           <w:rFonts w:ascii="Calibri" w:eastAsia="Times New Roman" w:hAnsi="Calibri" w:cs="Calibri"/>
           <w:lang w:val="en"/>
         </w:rPr>
-        <w:t>B-2 · TLS/SSL (D-2) — Qualys SSL Labs, Grade A</w:t>
+        <w:t>B-3 · Static analysis (SAST) — Snyk Code, 0 issues</w:t>
       </w:r>
     </w:p>
     <w:p>
@@ -2211,14 +2349,15 @@
           <w:rFonts w:ascii="Calibri" w:hAnsi="Calibri" w:cs="Calibri"/>
           <w:lang w:val="en"/>
         </w:rPr>
-        <w:t>Expected: TLS 1.3 supported, valid certificate, CAA policy present.</w:t>
+        <w:t>Expected: "There are no issues for this project" — 24 analyzed files.</w:t>
       </w:r>
     </w:p>
     <w:p>
       <w:pPr>
         <w:shd w:val="clear" w:color="auto" w:fill="F5F6F9"/>
+        <w:spacing w:after="240"/>
         <w:jc w:val="center"/>
-        <w:divId w:val="210772626"/>
+        <w:divId w:val="1368947818"/>
         <w:rPr>
           <w:rFonts w:ascii="Calibri" w:eastAsia="Times New Roman" w:hAnsi="Calibri" w:cs="Calibri"/>
           <w:i/>
@@ -2226,10 +2365,71 @@
           <w:color w:val="6B7383"/>
           <w:sz w:val="22"/>
           <w:szCs w:val="22"/>
-          <w:lang w:val="en"/>
-        </w:rPr>
-      </w:pPr>
-      <w:r>
+        </w:rPr>
+      </w:pPr>
+      <w:r>
+        <w:rPr>
+          <w:rFonts w:ascii="Calibri" w:eastAsia="Times New Roman" w:hAnsi="Calibri" w:cs="Calibri"/>
+          <w:i/>
+          <w:iCs/>
+          <w:noProof/>
+          <w:color w:val="6B7383"/>
+          <w:sz w:val="22"/>
+          <w:szCs w:val="22"/>
+        </w:rPr>
+        <w:drawing>
+          <wp:inline distT="0" distB="0" distL="0" distR="0" wp14:anchorId="51B3A808" wp14:editId="6B3A0CB1">
+            <wp:extent cx="5731510" cy="2656840"/>
+            <wp:effectExtent l="0" t="0" r="2540" b="0"/>
+            <wp:docPr id="1322094377" name="Picture 7"/>
+            <wp:cNvGraphicFramePr>
+              <a:graphicFrameLocks xmlns:a="http://schemas.openxmlformats.org/drawingml/2006/main" noChangeAspect="1"/>
+            </wp:cNvGraphicFramePr>
+            <a:graphic xmlns:a="http://schemas.openxmlformats.org/drawingml/2006/main">
+              <a:graphicData uri="http://schemas.openxmlformats.org/drawingml/2006/picture">
+                <pic:pic xmlns:pic="http://schemas.openxmlformats.org/drawingml/2006/picture">
+                  <pic:nvPicPr>
+                    <pic:cNvPr id="0" name="Picture 22"/>
+                    <pic:cNvPicPr>
+                      <a:picLocks noChangeAspect="1" noChangeArrowheads="1"/>
+                    </pic:cNvPicPr>
+                  </pic:nvPicPr>
+                  <pic:blipFill>
+                    <a:blip r:embed="rId7" cstate="print">
+                      <a:extLst>
+                        <a:ext uri="{28A0092B-C50C-407E-A947-70E740481C1C}">
+                          <a14:useLocalDpi xmlns:a14="http://schemas.microsoft.com/office/drawing/2010/main" val="0"/>
+                        </a:ext>
+                      </a:extLst>
+                    </a:blip>
+                    <a:srcRect/>
+                    <a:stretch>
+                      <a:fillRect/>
+                    </a:stretch>
+                  </pic:blipFill>
+                  <pic:spPr bwMode="auto">
+                    <a:xfrm>
+                      <a:off x="0" y="0"/>
+                      <a:ext cx="5731510" cy="2656840"/>
+                    </a:xfrm>
+                    <a:prstGeom prst="rect">
+                      <a:avLst/>
+                    </a:prstGeom>
+                    <a:noFill/>
+                    <a:ln>
+                      <a:noFill/>
+                    </a:ln>
+                  </pic:spPr>
+                </pic:pic>
+              </a:graphicData>
+            </a:graphic>
+          </wp:inline>
+        </w:drawing>
+      </w:r>
+    </w:p>
+    <w:p>
+      <w:pPr>
+        <w:pStyle w:val="Heading3"/>
         <w:rPr>
           <w:rFonts w:ascii="Calibri" w:eastAsia="Times New Roman" w:hAnsi="Calibri" w:cs="Calibri"/>
           <w:i/>
@@ -2239,8 +2439,7 @@
           <w:szCs w:val="22"/>
           <w:lang w:val="en"/>
         </w:rPr>
-        <w:t>[ Paste D-2 screenshot here ]</w:t>
-      </w:r>
+      </w:pPr>
     </w:p>
     <w:p>
       <w:pPr>
@@ -2255,7 +2454,21 @@
           <w:rFonts w:ascii="Calibri" w:eastAsia="Times New Roman" w:hAnsi="Calibri" w:cs="Calibri"/>
           <w:lang w:val="en"/>
         </w:rPr>
-        <w:t>B-3 · Static analysis (SAST) — Snyk Code, 0 issues</w:t>
+        <w:t>B-</w:t>
+      </w:r>
+      <w:r>
+        <w:rPr>
+          <w:rFonts w:ascii="Calibri" w:eastAsia="Times New Roman" w:hAnsi="Calibri" w:cs="Calibri"/>
+          <w:lang w:val="en"/>
+        </w:rPr>
+        <w:t>4</w:t>
+      </w:r>
+      <w:r>
+        <w:rPr>
+          <w:rFonts w:ascii="Calibri" w:eastAsia="Times New Roman" w:hAnsi="Calibri" w:cs="Calibri"/>
+          <w:lang w:val="en"/>
+        </w:rPr>
+        <w:t xml:space="preserve"> · Dynamic scan summary (D-3/D-4/D-8/D-9) — Snyk API &amp; Web</w:t>
       </w:r>
     </w:p>
     <w:p>
@@ -2271,14 +2484,14 @@
           <w:rFonts w:ascii="Calibri" w:hAnsi="Calibri" w:cs="Calibri"/>
           <w:lang w:val="en"/>
         </w:rPr>
-        <w:t>Expected: "There are no issues for this project" — 24 analyzed files.</w:t>
+        <w:t>Expected: scan Completed; 0 Critical / 0 High / 0 Medium.</w:t>
       </w:r>
     </w:p>
     <w:p>
       <w:pPr>
         <w:shd w:val="clear" w:color="auto" w:fill="F5F6F9"/>
         <w:jc w:val="center"/>
-        <w:divId w:val="1368947818"/>
+        <w:divId w:val="1023168556"/>
         <w:rPr>
           <w:rFonts w:ascii="Calibri" w:eastAsia="Times New Roman" w:hAnsi="Calibri" w:cs="Calibri"/>
           <w:i/>
@@ -2294,12 +2507,47 @@
           <w:rFonts w:ascii="Calibri" w:eastAsia="Times New Roman" w:hAnsi="Calibri" w:cs="Calibri"/>
           <w:i/>
           <w:iCs/>
+          <w:noProof/>
           <w:color w:val="6B7383"/>
           <w:sz w:val="22"/>
           <w:szCs w:val="22"/>
           <w:lang w:val="en"/>
         </w:rPr>
-        <w:t>[ Paste Snyk Code screenshot here ]</w:t>
+        <w:drawing>
+          <wp:inline distT="0" distB="0" distL="0" distR="0" wp14:anchorId="4EE40346" wp14:editId="2CFFDBC3">
+            <wp:extent cx="5731510" cy="2484120"/>
+            <wp:effectExtent l="0" t="0" r="2540" b="0"/>
+            <wp:docPr id="2033984652" name="Picture 1"/>
+            <wp:cNvGraphicFramePr>
+              <a:graphicFrameLocks xmlns:a="http://schemas.openxmlformats.org/drawingml/2006/main" noChangeAspect="1"/>
+            </wp:cNvGraphicFramePr>
+            <a:graphic xmlns:a="http://schemas.openxmlformats.org/drawingml/2006/main">
+              <a:graphicData uri="http://schemas.openxmlformats.org/drawingml/2006/picture">
+                <pic:pic xmlns:pic="http://schemas.openxmlformats.org/drawingml/2006/picture">
+                  <pic:nvPicPr>
+                    <pic:cNvPr id="2033984652" name=""/>
+                    <pic:cNvPicPr/>
+                  </pic:nvPicPr>
+                  <pic:blipFill>
+                    <a:blip r:embed="rId8"/>
+                    <a:stretch>
+                      <a:fillRect/>
+                    </a:stretch>
+                  </pic:blipFill>
+                  <pic:spPr>
+                    <a:xfrm>
+                      <a:off x="0" y="0"/>
+                      <a:ext cx="5731510" cy="2484120"/>
+                    </a:xfrm>
+                    <a:prstGeom prst="rect">
+                      <a:avLst/>
+                    </a:prstGeom>
+                  </pic:spPr>
+                </pic:pic>
+              </a:graphicData>
+            </a:graphic>
+          </wp:inline>
+        </w:drawing>
       </w:r>
     </w:p>
     <w:p>
@@ -2315,7 +2563,21 @@
           <w:rFonts w:ascii="Calibri" w:eastAsia="Times New Roman" w:hAnsi="Calibri" w:cs="Calibri"/>
           <w:lang w:val="en"/>
         </w:rPr>
-        <w:t>B-4 · Dependencies (SCA) — Snyk Open Source / npm audit, 0 vulnerabilities</w:t>
+        <w:t>B-</w:t>
+      </w:r>
+      <w:r>
+        <w:rPr>
+          <w:rFonts w:ascii="Calibri" w:eastAsia="Times New Roman" w:hAnsi="Calibri" w:cs="Calibri"/>
+          <w:lang w:val="en"/>
+        </w:rPr>
+        <w:t>5</w:t>
+      </w:r>
+      <w:r>
+        <w:rPr>
+          <w:rFonts w:ascii="Calibri" w:eastAsia="Times New Roman" w:hAnsi="Calibri" w:cs="Calibri"/>
+          <w:lang w:val="en"/>
+        </w:rPr>
+        <w:t xml:space="preserve"> · Dynamic scan findings — the two Low items (F-01, F-03)</w:t>
       </w:r>
     </w:p>
     <w:p>
@@ -2331,14 +2593,14 @@
           <w:rFonts w:ascii="Calibri" w:hAnsi="Calibri" w:cs="Calibri"/>
           <w:lang w:val="en"/>
         </w:rPr>
-        <w:t>Expected: 0 High / 0 Medium / 0 Low after removing the dev-only deploy CLI (npm audit: "found 0 vulnerabilities").</w:t>
+        <w:t>The Findings list showing "Insecure Content Security Policy" (F-01) and "Weak cipher suites enabled" (F-03), both Low.</w:t>
       </w:r>
     </w:p>
     <w:p>
       <w:pPr>
         <w:shd w:val="clear" w:color="auto" w:fill="F5F6F9"/>
         <w:jc w:val="center"/>
-        <w:divId w:val="371005133"/>
+        <w:divId w:val="1015695177"/>
         <w:rPr>
           <w:rFonts w:ascii="Calibri" w:eastAsia="Times New Roman" w:hAnsi="Calibri" w:cs="Calibri"/>
           <w:i/>
@@ -2354,12 +2616,47 @@
           <w:rFonts w:ascii="Calibri" w:eastAsia="Times New Roman" w:hAnsi="Calibri" w:cs="Calibri"/>
           <w:i/>
           <w:iCs/>
+          <w:noProof/>
           <w:color w:val="6B7383"/>
           <w:sz w:val="22"/>
           <w:szCs w:val="22"/>
           <w:lang w:val="en"/>
         </w:rPr>
-        <w:t>[ Paste SCA screenshot here ]</w:t>
+        <w:drawing>
+          <wp:inline distT="0" distB="0" distL="0" distR="0" wp14:anchorId="6184E622" wp14:editId="510DA02F">
+            <wp:extent cx="5731510" cy="2250440"/>
+            <wp:effectExtent l="0" t="0" r="2540" b="0"/>
+            <wp:docPr id="1400278236" name="Picture 1"/>
+            <wp:cNvGraphicFramePr>
+              <a:graphicFrameLocks xmlns:a="http://schemas.openxmlformats.org/drawingml/2006/main" noChangeAspect="1"/>
+            </wp:cNvGraphicFramePr>
+            <a:graphic xmlns:a="http://schemas.openxmlformats.org/drawingml/2006/main">
+              <a:graphicData uri="http://schemas.openxmlformats.org/drawingml/2006/picture">
+                <pic:pic xmlns:pic="http://schemas.openxmlformats.org/drawingml/2006/picture">
+                  <pic:nvPicPr>
+                    <pic:cNvPr id="834261202" name=""/>
+                    <pic:cNvPicPr/>
+                  </pic:nvPicPr>
+                  <pic:blipFill>
+                    <a:blip r:embed="rId9"/>
+                    <a:stretch>
+                      <a:fillRect/>
+                    </a:stretch>
+                  </pic:blipFill>
+                  <pic:spPr>
+                    <a:xfrm>
+                      <a:off x="0" y="0"/>
+                      <a:ext cx="5731510" cy="2250440"/>
+                    </a:xfrm>
+                    <a:prstGeom prst="rect">
+                      <a:avLst/>
+                    </a:prstGeom>
+                  </pic:spPr>
+                </pic:pic>
+              </a:graphicData>
+            </a:graphic>
+          </wp:inline>
+        </w:drawing>
       </w:r>
     </w:p>
     <w:p>
@@ -2375,8 +2672,21 @@
           <w:rFonts w:ascii="Calibri" w:eastAsia="Times New Roman" w:hAnsi="Calibri" w:cs="Calibri"/>
           <w:lang w:val="en"/>
         </w:rPr>
-        <w:lastRenderedPageBreak/>
-        <w:t>B-5 · Dynamic scan summary (D-3/D-4/D-8/D-9) — Snyk API &amp; Web</w:t>
+        <w:t>B-</w:t>
+      </w:r>
+      <w:r>
+        <w:rPr>
+          <w:rFonts w:ascii="Calibri" w:eastAsia="Times New Roman" w:hAnsi="Calibri" w:cs="Calibri"/>
+          <w:lang w:val="en"/>
+        </w:rPr>
+        <w:t>6</w:t>
+      </w:r>
+      <w:r>
+        <w:rPr>
+          <w:rFonts w:ascii="Calibri" w:eastAsia="Times New Roman" w:hAnsi="Calibri" w:cs="Calibri"/>
+          <w:lang w:val="en"/>
+        </w:rPr>
+        <w:t xml:space="preserve"> · Clickjacking (D-5) — framing blocked</w:t>
       </w:r>
     </w:p>
     <w:p>
@@ -2392,14 +2702,15 @@
           <w:rFonts w:ascii="Calibri" w:hAnsi="Calibri" w:cs="Calibri"/>
           <w:lang w:val="en"/>
         </w:rPr>
-        <w:t>Expected: scan Completed; 0 Critical / 0 High / 0 Medium.</w:t>
+        <w:t>Expected: the test page's iframe is blank; browser console shows the X-Frame-Options: DENY refusal.</w:t>
       </w:r>
     </w:p>
     <w:p>
       <w:pPr>
         <w:shd w:val="clear" w:color="auto" w:fill="F5F6F9"/>
+        <w:spacing w:after="240"/>
         <w:jc w:val="center"/>
-        <w:divId w:val="1023168556"/>
+        <w:divId w:val="1493525775"/>
         <w:rPr>
           <w:rFonts w:ascii="Calibri" w:eastAsia="Times New Roman" w:hAnsi="Calibri" w:cs="Calibri"/>
           <w:i/>
@@ -2407,10 +2718,73 @@
           <w:color w:val="6B7383"/>
           <w:sz w:val="22"/>
           <w:szCs w:val="22"/>
-          <w:lang w:val="en"/>
-        </w:rPr>
-      </w:pPr>
-      <w:r>
+        </w:rPr>
+      </w:pPr>
+      <w:r>
+        <w:rPr>
+          <w:rFonts w:ascii="Calibri" w:eastAsia="Times New Roman" w:hAnsi="Calibri" w:cs="Calibri"/>
+          <w:i/>
+          <w:iCs/>
+          <w:noProof/>
+          <w:color w:val="6B7383"/>
+          <w:sz w:val="22"/>
+          <w:szCs w:val="22"/>
+        </w:rPr>
+        <w:drawing>
+          <wp:inline distT="0" distB="0" distL="0" distR="0" wp14:anchorId="3BF2FE28" wp14:editId="6CB70495">
+            <wp:extent cx="5731510" cy="4349750"/>
+            <wp:effectExtent l="0" t="0" r="2540" b="0"/>
+            <wp:docPr id="357724993" name="Picture 9"/>
+            <wp:cNvGraphicFramePr>
+              <a:graphicFrameLocks xmlns:a="http://schemas.openxmlformats.org/drawingml/2006/main" noChangeAspect="1"/>
+            </wp:cNvGraphicFramePr>
+            <a:graphic xmlns:a="http://schemas.openxmlformats.org/drawingml/2006/main">
+              <a:graphicData uri="http://schemas.openxmlformats.org/drawingml/2006/picture">
+                <pic:pic xmlns:pic="http://schemas.openxmlformats.org/drawingml/2006/picture">
+                  <pic:nvPicPr>
+                    <pic:cNvPr id="0" name="Picture 29"/>
+                    <pic:cNvPicPr>
+                      <a:picLocks noChangeAspect="1" noChangeArrowheads="1"/>
+                    </pic:cNvPicPr>
+                  </pic:nvPicPr>
+                  <pic:blipFill>
+                    <a:blip r:embed="rId10">
+                      <a:extLst>
+                        <a:ext uri="{28A0092B-C50C-407E-A947-70E740481C1C}">
+                          <a14:useLocalDpi xmlns:a14="http://schemas.microsoft.com/office/drawing/2010/main" val="0"/>
+                        </a:ext>
+                      </a:extLst>
+                    </a:blip>
+                    <a:srcRect/>
+                    <a:stretch>
+                      <a:fillRect/>
+                    </a:stretch>
+                  </pic:blipFill>
+                  <pic:spPr bwMode="auto">
+                    <a:xfrm>
+                      <a:off x="0" y="0"/>
+                      <a:ext cx="5731510" cy="4349750"/>
+                    </a:xfrm>
+                    <a:prstGeom prst="rect">
+                      <a:avLst/>
+                    </a:prstGeom>
+                    <a:noFill/>
+                    <a:ln>
+                      <a:noFill/>
+                    </a:ln>
+                  </pic:spPr>
+                </pic:pic>
+              </a:graphicData>
+            </a:graphic>
+          </wp:inline>
+        </w:drawing>
+      </w:r>
+    </w:p>
+    <w:p>
+      <w:pPr>
+        <w:shd w:val="clear" w:color="auto" w:fill="F5F6F9"/>
+        <w:jc w:val="center"/>
+        <w:divId w:val="1493525775"/>
         <w:rPr>
           <w:rFonts w:ascii="Calibri" w:eastAsia="Times New Roman" w:hAnsi="Calibri" w:cs="Calibri"/>
           <w:i/>
@@ -2420,8 +2794,7 @@
           <w:szCs w:val="22"/>
           <w:lang w:val="en"/>
         </w:rPr>
-        <w:t>[ Paste Snyk API &amp; Web scan-summary screenshot here ]</w:t>
-      </w:r>
+      </w:pPr>
     </w:p>
     <w:p>
       <w:pPr>
@@ -2436,7 +2809,21 @@
           <w:rFonts w:ascii="Calibri" w:eastAsia="Times New Roman" w:hAnsi="Calibri" w:cs="Calibri"/>
           <w:lang w:val="en"/>
         </w:rPr>
-        <w:t>B-6 · Dynamic scan findings — the two Low items (F-01, F-03)</w:t>
+        <w:t>B-</w:t>
+      </w:r>
+      <w:r>
+        <w:rPr>
+          <w:rFonts w:ascii="Calibri" w:eastAsia="Times New Roman" w:hAnsi="Calibri" w:cs="Calibri"/>
+          <w:lang w:val="en"/>
+        </w:rPr>
+        <w:t>7</w:t>
+      </w:r>
+      <w:r>
+        <w:rPr>
+          <w:rFonts w:ascii="Calibri" w:eastAsia="Times New Roman" w:hAnsi="Calibri" w:cs="Calibri"/>
+          <w:lang w:val="en"/>
+        </w:rPr>
+        <w:t xml:space="preserve"> · Unassigned account blocked (D-6) — AADSTS50105</w:t>
       </w:r>
     </w:p>
     <w:p>
@@ -2452,14 +2839,15 @@
           <w:rFonts w:ascii="Calibri" w:hAnsi="Calibri" w:cs="Calibri"/>
           <w:lang w:val="en"/>
         </w:rPr>
-        <w:t>The Findings list showing "Insecure Content Security Policy" (F-01) and "Weak cipher suites enabled" (F-03), both Low.</w:t>
+        <w:t>Expected: Microsoft rejects an unassigned user before the app loads (error AADSTS50105).</w:t>
       </w:r>
     </w:p>
     <w:p>
       <w:pPr>
         <w:shd w:val="clear" w:color="auto" w:fill="F5F6F9"/>
+        <w:spacing w:before="80" w:after="240"/>
         <w:jc w:val="center"/>
-        <w:divId w:val="1015695177"/>
+        <w:divId w:val="286666796"/>
         <w:rPr>
           <w:rFonts w:ascii="Calibri" w:eastAsia="Times New Roman" w:hAnsi="Calibri" w:cs="Calibri"/>
           <w:i/>
@@ -2467,10 +2855,73 @@
           <w:color w:val="6B7383"/>
           <w:sz w:val="22"/>
           <w:szCs w:val="22"/>
-          <w:lang w:val="en"/>
-        </w:rPr>
-      </w:pPr>
-      <w:r>
+        </w:rPr>
+      </w:pPr>
+      <w:r>
+        <w:rPr>
+          <w:rFonts w:ascii="Calibri" w:eastAsia="Times New Roman" w:hAnsi="Calibri" w:cs="Calibri"/>
+          <w:i/>
+          <w:iCs/>
+          <w:noProof/>
+          <w:color w:val="6B7383"/>
+          <w:sz w:val="22"/>
+          <w:szCs w:val="22"/>
+        </w:rPr>
+        <w:drawing>
+          <wp:inline distT="0" distB="0" distL="0" distR="0" wp14:anchorId="3EF40B65" wp14:editId="2F6E08BE">
+            <wp:extent cx="5731510" cy="3632200"/>
+            <wp:effectExtent l="0" t="0" r="2540" b="6350"/>
+            <wp:docPr id="851744831" name="Picture 11"/>
+            <wp:cNvGraphicFramePr>
+              <a:graphicFrameLocks xmlns:a="http://schemas.openxmlformats.org/drawingml/2006/main" noChangeAspect="1"/>
+            </wp:cNvGraphicFramePr>
+            <a:graphic xmlns:a="http://schemas.openxmlformats.org/drawingml/2006/main">
+              <a:graphicData uri="http://schemas.openxmlformats.org/drawingml/2006/picture">
+                <pic:pic xmlns:pic="http://schemas.openxmlformats.org/drawingml/2006/picture">
+                  <pic:nvPicPr>
+                    <pic:cNvPr id="0" name="Picture 36"/>
+                    <pic:cNvPicPr>
+                      <a:picLocks noChangeAspect="1" noChangeArrowheads="1"/>
+                    </pic:cNvPicPr>
+                  </pic:nvPicPr>
+                  <pic:blipFill>
+                    <a:blip r:embed="rId11">
+                      <a:extLst>
+                        <a:ext uri="{28A0092B-C50C-407E-A947-70E740481C1C}">
+                          <a14:useLocalDpi xmlns:a14="http://schemas.microsoft.com/office/drawing/2010/main" val="0"/>
+                        </a:ext>
+                      </a:extLst>
+                    </a:blip>
+                    <a:srcRect/>
+                    <a:stretch>
+                      <a:fillRect/>
+                    </a:stretch>
+                  </pic:blipFill>
+                  <pic:spPr bwMode="auto">
+                    <a:xfrm>
+                      <a:off x="0" y="0"/>
+                      <a:ext cx="5731510" cy="3632200"/>
+                    </a:xfrm>
+                    <a:prstGeom prst="rect">
+                      <a:avLst/>
+                    </a:prstGeom>
+                    <a:noFill/>
+                    <a:ln>
+                      <a:noFill/>
+                    </a:ln>
+                  </pic:spPr>
+                </pic:pic>
+              </a:graphicData>
+            </a:graphic>
+          </wp:inline>
+        </w:drawing>
+      </w:r>
+    </w:p>
+    <w:p>
+      <w:pPr>
+        <w:shd w:val="clear" w:color="auto" w:fill="F5F6F9"/>
+        <w:jc w:val="center"/>
+        <w:divId w:val="286666796"/>
         <w:rPr>
           <w:rFonts w:ascii="Calibri" w:eastAsia="Times New Roman" w:hAnsi="Calibri" w:cs="Calibri"/>
           <w:i/>
@@ -2480,8 +2931,7 @@
           <w:szCs w:val="22"/>
           <w:lang w:val="en"/>
         </w:rPr>
-        <w:t>[ Paste Snyk findings screenshot here ]</w:t>
-      </w:r>
+      </w:pPr>
     </w:p>
     <w:p>
       <w:pPr>
@@ -2496,7 +2946,21 @@
           <w:rFonts w:ascii="Calibri" w:eastAsia="Times New Roman" w:hAnsi="Calibri" w:cs="Calibri"/>
           <w:lang w:val="en"/>
         </w:rPr>
-        <w:t>B-7 · Clickjacking (D-5) — framing blocked</w:t>
+        <w:t>B-</w:t>
+      </w:r>
+      <w:r>
+        <w:rPr>
+          <w:rFonts w:ascii="Calibri" w:eastAsia="Times New Roman" w:hAnsi="Calibri" w:cs="Calibri"/>
+          <w:lang w:val="en"/>
+        </w:rPr>
+        <w:t>8</w:t>
+      </w:r>
+      <w:r>
+        <w:rPr>
+          <w:rFonts w:ascii="Calibri" w:eastAsia="Times New Roman" w:hAnsi="Calibri" w:cs="Calibri"/>
+          <w:lang w:val="en"/>
+        </w:rPr>
+        <w:t xml:space="preserve"> · Session tokens present while signed in (D-7)</w:t>
       </w:r>
     </w:p>
     <w:p>
@@ -2512,14 +2976,15 @@
           <w:rFonts w:ascii="Calibri" w:hAnsi="Calibri" w:cs="Calibri"/>
           <w:lang w:val="en"/>
         </w:rPr>
-        <w:t>Expected: the test page's iframe is blank; browser console shows the X-Frame-Options: DENY refusal.</w:t>
+        <w:t>Session Storage showing MSAL token entries while authenticated.</w:t>
       </w:r>
     </w:p>
     <w:p>
       <w:pPr>
         <w:shd w:val="clear" w:color="auto" w:fill="F5F6F9"/>
+        <w:spacing w:after="240"/>
         <w:jc w:val="center"/>
-        <w:divId w:val="1493525775"/>
+        <w:divId w:val="619337845"/>
         <w:rPr>
           <w:rFonts w:ascii="Calibri" w:eastAsia="Times New Roman" w:hAnsi="Calibri" w:cs="Calibri"/>
           <w:i/>
@@ -2527,10 +2992,73 @@
           <w:color w:val="6B7383"/>
           <w:sz w:val="22"/>
           <w:szCs w:val="22"/>
-          <w:lang w:val="en"/>
-        </w:rPr>
-      </w:pPr>
-      <w:r>
+        </w:rPr>
+      </w:pPr>
+      <w:r>
+        <w:rPr>
+          <w:rFonts w:ascii="Calibri" w:eastAsia="Times New Roman" w:hAnsi="Calibri" w:cs="Calibri"/>
+          <w:i/>
+          <w:iCs/>
+          <w:noProof/>
+          <w:color w:val="6B7383"/>
+          <w:sz w:val="22"/>
+          <w:szCs w:val="22"/>
+        </w:rPr>
+        <w:drawing>
+          <wp:inline distT="0" distB="0" distL="0" distR="0" wp14:anchorId="140185BC" wp14:editId="462976B8">
+            <wp:extent cx="5731510" cy="2843530"/>
+            <wp:effectExtent l="0" t="0" r="2540" b="0"/>
+            <wp:docPr id="1453332589" name="Picture 13"/>
+            <wp:cNvGraphicFramePr>
+              <a:graphicFrameLocks xmlns:a="http://schemas.openxmlformats.org/drawingml/2006/main" noChangeAspect="1"/>
+            </wp:cNvGraphicFramePr>
+            <a:graphic xmlns:a="http://schemas.openxmlformats.org/drawingml/2006/main">
+              <a:graphicData uri="http://schemas.openxmlformats.org/drawingml/2006/picture">
+                <pic:pic xmlns:pic="http://schemas.openxmlformats.org/drawingml/2006/picture">
+                  <pic:nvPicPr>
+                    <pic:cNvPr id="0" name="Picture 43"/>
+                    <pic:cNvPicPr>
+                      <a:picLocks noChangeAspect="1" noChangeArrowheads="1"/>
+                    </pic:cNvPicPr>
+                  </pic:nvPicPr>
+                  <pic:blipFill>
+                    <a:blip r:embed="rId12">
+                      <a:extLst>
+                        <a:ext uri="{28A0092B-C50C-407E-A947-70E740481C1C}">
+                          <a14:useLocalDpi xmlns:a14="http://schemas.microsoft.com/office/drawing/2010/main" val="0"/>
+                        </a:ext>
+                      </a:extLst>
+                    </a:blip>
+                    <a:srcRect/>
+                    <a:stretch>
+                      <a:fillRect/>
+                    </a:stretch>
+                  </pic:blipFill>
+                  <pic:spPr bwMode="auto">
+                    <a:xfrm>
+                      <a:off x="0" y="0"/>
+                      <a:ext cx="5731510" cy="2843530"/>
+                    </a:xfrm>
+                    <a:prstGeom prst="rect">
+                      <a:avLst/>
+                    </a:prstGeom>
+                    <a:noFill/>
+                    <a:ln>
+                      <a:noFill/>
+                    </a:ln>
+                  </pic:spPr>
+                </pic:pic>
+              </a:graphicData>
+            </a:graphic>
+          </wp:inline>
+        </w:drawing>
+      </w:r>
+    </w:p>
+    <w:p>
+      <w:pPr>
+        <w:shd w:val="clear" w:color="auto" w:fill="F5F6F9"/>
+        <w:jc w:val="center"/>
+        <w:divId w:val="619337845"/>
         <w:rPr>
           <w:rFonts w:ascii="Calibri" w:eastAsia="Times New Roman" w:hAnsi="Calibri" w:cs="Calibri"/>
           <w:i/>
@@ -2540,8 +3068,7 @@
           <w:szCs w:val="22"/>
           <w:lang w:val="en"/>
         </w:rPr>
-        <w:t>[ Paste D-5 screenshot here ]</w:t>
-      </w:r>
+      </w:pPr>
     </w:p>
     <w:p>
       <w:pPr>
@@ -2556,7 +3083,21 @@
           <w:rFonts w:ascii="Calibri" w:eastAsia="Times New Roman" w:hAnsi="Calibri" w:cs="Calibri"/>
           <w:lang w:val="en"/>
         </w:rPr>
-        <w:t>B-8 · Unassigned account blocked (D-6) — AADSTS50105</w:t>
+        <w:t>B-</w:t>
+      </w:r>
+      <w:r>
+        <w:rPr>
+          <w:rFonts w:ascii="Calibri" w:eastAsia="Times New Roman" w:hAnsi="Calibri" w:cs="Calibri"/>
+          <w:lang w:val="en"/>
+        </w:rPr>
+        <w:t>9</w:t>
+      </w:r>
+      <w:r>
+        <w:rPr>
+          <w:rFonts w:ascii="Calibri" w:eastAsia="Times New Roman" w:hAnsi="Calibri" w:cs="Calibri"/>
+          <w:lang w:val="en"/>
+        </w:rPr>
+        <w:t xml:space="preserve"> · Session tokens cleared after sign-out (D-7)</w:t>
       </w:r>
     </w:p>
     <w:p>
@@ -2572,14 +3113,14 @@
           <w:rFonts w:ascii="Calibri" w:hAnsi="Calibri" w:cs="Calibri"/>
           <w:lang w:val="en"/>
         </w:rPr>
-        <w:t>Expected: Microsoft rejects an unassigned user before the app loads (error AADSTS50105).</w:t>
+        <w:t>Expected: after sign-out, the app returns to the sign-in screen and Session Storage is empty.</w:t>
       </w:r>
     </w:p>
     <w:p>
       <w:pPr>
         <w:shd w:val="clear" w:color="auto" w:fill="F5F6F9"/>
         <w:jc w:val="center"/>
-        <w:divId w:val="286666796"/>
+        <w:divId w:val="421342038"/>
         <w:rPr>
           <w:rFonts w:ascii="Calibri" w:eastAsia="Times New Roman" w:hAnsi="Calibri" w:cs="Calibri"/>
           <w:i/>
@@ -2592,135 +3133,56 @@
       </w:pPr>
       <w:r>
         <w:rPr>
-          <w:rFonts w:ascii="Calibri" w:eastAsia="Times New Roman" w:hAnsi="Calibri" w:cs="Calibri"/>
-          <w:i/>
-          <w:iCs/>
-          <w:color w:val="6B7383"/>
-          <w:sz w:val="22"/>
-          <w:szCs w:val="22"/>
-          <w:lang w:val="en"/>
-        </w:rPr>
-        <w:t>[ Paste D-6 screenshot here ]</w:t>
-      </w:r>
-    </w:p>
-    <w:p>
-      <w:pPr>
-        <w:pStyle w:val="Heading3"/>
-        <w:rPr>
-          <w:rFonts w:ascii="Calibri" w:eastAsia="Times New Roman" w:hAnsi="Calibri" w:cs="Calibri"/>
-          <w:lang w:val="en"/>
-        </w:rPr>
-      </w:pPr>
-      <w:r>
-        <w:rPr>
-          <w:rFonts w:ascii="Calibri" w:eastAsia="Times New Roman" w:hAnsi="Calibri" w:cs="Calibri"/>
-          <w:lang w:val="en"/>
-        </w:rPr>
-        <w:t>B-9 · Session tokens present while signed in (D-7)</w:t>
-      </w:r>
-    </w:p>
-    <w:p>
-      <w:pPr>
-        <w:pStyle w:val="cap"/>
-        <w:rPr>
-          <w:rFonts w:ascii="Calibri" w:hAnsi="Calibri" w:cs="Calibri"/>
-          <w:lang w:val="en"/>
-        </w:rPr>
-      </w:pPr>
-      <w:r>
-        <w:rPr>
-          <w:rFonts w:ascii="Calibri" w:hAnsi="Calibri" w:cs="Calibri"/>
-          <w:lang w:val="en"/>
-        </w:rPr>
-        <w:t>Session Storage showing MSAL token entries while authenticated.</w:t>
-      </w:r>
-    </w:p>
-    <w:p>
-      <w:pPr>
-        <w:shd w:val="clear" w:color="auto" w:fill="F5F6F9"/>
-        <w:jc w:val="center"/>
-        <w:divId w:val="619337845"/>
-        <w:rPr>
-          <w:rFonts w:ascii="Calibri" w:eastAsia="Times New Roman" w:hAnsi="Calibri" w:cs="Calibri"/>
-          <w:i/>
-          <w:iCs/>
-          <w:color w:val="6B7383"/>
-          <w:sz w:val="22"/>
-          <w:szCs w:val="22"/>
-          <w:lang w:val="en"/>
-        </w:rPr>
-      </w:pPr>
-      <w:r>
-        <w:rPr>
-          <w:rFonts w:ascii="Calibri" w:eastAsia="Times New Roman" w:hAnsi="Calibri" w:cs="Calibri"/>
-          <w:i/>
-          <w:iCs/>
-          <w:color w:val="6B7383"/>
-          <w:sz w:val="22"/>
-          <w:szCs w:val="22"/>
-          <w:lang w:val="en"/>
-        </w:rPr>
-        <w:t>[ Paste D-7 "before" screenshot here ]</w:t>
-      </w:r>
-    </w:p>
-    <w:p>
-      <w:pPr>
-        <w:pStyle w:val="Heading3"/>
-        <w:rPr>
-          <w:rFonts w:ascii="Calibri" w:eastAsia="Times New Roman" w:hAnsi="Calibri" w:cs="Calibri"/>
-          <w:lang w:val="en"/>
-        </w:rPr>
-      </w:pPr>
-      <w:r>
-        <w:rPr>
-          <w:rFonts w:ascii="Calibri" w:eastAsia="Times New Roman" w:hAnsi="Calibri" w:cs="Calibri"/>
-          <w:lang w:val="en"/>
-        </w:rPr>
-        <w:t>B-10 · Session tokens cleared after sign-out (D-7)</w:t>
-      </w:r>
-    </w:p>
-    <w:p>
-      <w:pPr>
-        <w:pStyle w:val="cap"/>
-        <w:rPr>
-          <w:rFonts w:ascii="Calibri" w:hAnsi="Calibri" w:cs="Calibri"/>
-          <w:lang w:val="en"/>
-        </w:rPr>
-      </w:pPr>
-      <w:r>
-        <w:rPr>
-          <w:rFonts w:ascii="Calibri" w:hAnsi="Calibri" w:cs="Calibri"/>
-          <w:lang w:val="en"/>
-        </w:rPr>
-        <w:t>Expected: after sign-out, the app returns to the sign-in screen and Session Storage is empty.</w:t>
-      </w:r>
-    </w:p>
-    <w:p>
-      <w:pPr>
-        <w:shd w:val="clear" w:color="auto" w:fill="F5F6F9"/>
-        <w:jc w:val="center"/>
-        <w:divId w:val="421342038"/>
-        <w:rPr>
-          <w:rFonts w:ascii="Calibri" w:eastAsia="Times New Roman" w:hAnsi="Calibri" w:cs="Calibri"/>
-          <w:i/>
-          <w:iCs/>
-          <w:color w:val="6B7383"/>
-          <w:sz w:val="22"/>
-          <w:szCs w:val="22"/>
-          <w:lang w:val="en"/>
-        </w:rPr>
-      </w:pPr>
-      <w:r>
-        <w:rPr>
-          <w:rFonts w:ascii="Calibri" w:eastAsia="Times New Roman" w:hAnsi="Calibri" w:cs="Calibri"/>
-          <w:i/>
-          <w:iCs/>
-          <w:color w:val="6B7383"/>
-          <w:sz w:val="22"/>
-          <w:szCs w:val="22"/>
-          <w:lang w:val="en"/>
-        </w:rPr>
-        <w:t>[ Paste D-7 "after" screenshot here ]</w:t>
+          <w:noProof/>
+        </w:rPr>
+        <w:drawing>
+          <wp:inline distT="0" distB="0" distL="0" distR="0" wp14:anchorId="481913AA" wp14:editId="0D938CF4">
+            <wp:extent cx="5731510" cy="2146935"/>
+            <wp:effectExtent l="0" t="0" r="2540" b="5715"/>
+            <wp:docPr id="1631659921" name="Picture 14"/>
+            <wp:cNvGraphicFramePr>
+              <a:graphicFrameLocks xmlns:a="http://schemas.openxmlformats.org/drawingml/2006/main" noChangeAspect="1"/>
+            </wp:cNvGraphicFramePr>
+            <a:graphic xmlns:a="http://schemas.openxmlformats.org/drawingml/2006/main">
+              <a:graphicData uri="http://schemas.openxmlformats.org/drawingml/2006/picture">
+                <pic:pic xmlns:pic="http://schemas.openxmlformats.org/drawingml/2006/picture">
+                  <pic:nvPicPr>
+                    <pic:cNvPr id="0" name="Picture 45"/>
+                    <pic:cNvPicPr>
+                      <a:picLocks noChangeAspect="1" noChangeArrowheads="1"/>
+                    </pic:cNvPicPr>
+                  </pic:nvPicPr>
+                  <pic:blipFill>
+                    <a:blip r:embed="rId13" cstate="print">
+                      <a:extLst>
+                        <a:ext uri="{28A0092B-C50C-407E-A947-70E740481C1C}">
+                          <a14:useLocalDpi xmlns:a14="http://schemas.microsoft.com/office/drawing/2010/main" val="0"/>
+                        </a:ext>
+                      </a:extLst>
+                    </a:blip>
+                    <a:srcRect/>
+                    <a:stretch>
+                      <a:fillRect/>
+                    </a:stretch>
+                  </pic:blipFill>
+                  <pic:spPr bwMode="auto">
+                    <a:xfrm>
+                      <a:off x="0" y="0"/>
+                      <a:ext cx="5731510" cy="2146935"/>
+                    </a:xfrm>
+                    <a:prstGeom prst="rect">
+                      <a:avLst/>
+                    </a:prstGeom>
+                    <a:noFill/>
+                    <a:ln>
+                      <a:noFill/>
+                    </a:ln>
+                  </pic:spPr>
+                </pic:pic>
+              </a:graphicData>
+            </a:graphic>
+          </wp:inline>
+        </w:drawing>
       </w:r>
     </w:p>
     <w:p>
@@ -2774,17 +3236,7 @@
           <w:szCs w:val="22"/>
           <w:lang w:val="en"/>
         </w:rPr>
-        <w:t xml:space="preserve">Testing was performed by the delivering vendor (Madhanraj &amp; </w:t>
-      </w:r>
-      <w:r>
-        <w:rPr>
-          <w:rFonts w:ascii="Calibri" w:hAnsi="Calibri" w:cs="Calibri"/>
-          <w:color w:val="1A1A1A"/>
-          <w:sz w:val="22"/>
-          <w:szCs w:val="22"/>
-          <w:lang w:val="en"/>
-        </w:rPr>
-        <w:t xml:space="preserve">Naresh) as part of the application handover to GMR SSC, on infrastructure and accounts belonging to the project. </w:t>
+        <w:t xml:space="preserve">Testing was performed by the delivering vendor (Madhanraj &amp; Naresh) as part of the application handover to GMR SSC, on infrastructure and accounts belonging to the project. </w:t>
       </w:r>
       <w:r>
         <w:rPr>
@@ -3110,84 +3562,6 @@
           </w:p>
         </w:tc>
       </w:tr>
-      <w:tr>
-        <w:tc>
-          <w:tcPr>
-            <w:tcW w:w="0" w:type="auto"/>
-            <w:tcBorders>
-              <w:top w:val="single" w:sz="6" w:space="0" w:color="CDD2DC"/>
-              <w:left w:val="single" w:sz="6" w:space="0" w:color="CDD2DC"/>
-              <w:bottom w:val="single" w:sz="6" w:space="0" w:color="CDD2DC"/>
-              <w:right w:val="single" w:sz="6" w:space="0" w:color="CDD2DC"/>
-            </w:tcBorders>
-            <w:tcMar>
-              <w:top w:w="100" w:type="dxa"/>
-              <w:left w:w="140" w:type="dxa"/>
-              <w:bottom w:w="100" w:type="dxa"/>
-              <w:right w:w="140" w:type="dxa"/>
-            </w:tcMar>
-            <w:hideMark/>
-          </w:tcPr>
-          <w:p>
-            <w:pPr>
-              <w:spacing w:before="120" w:after="120"/>
-              <w:rPr>
-                <w:rFonts w:ascii="Calibri" w:eastAsia="Times New Roman" w:hAnsi="Calibri" w:cs="Calibri"/>
-                <w:color w:val="1A1A1A"/>
-                <w:sz w:val="20"/>
-                <w:szCs w:val="20"/>
-              </w:rPr>
-            </w:pPr>
-            <w:r>
-              <w:rPr>
-                <w:rFonts w:ascii="Calibri" w:eastAsia="Times New Roman" w:hAnsi="Calibri" w:cs="Calibri"/>
-                <w:color w:val="1A1A1A"/>
-                <w:sz w:val="20"/>
-                <w:szCs w:val="20"/>
-              </w:rPr>
-              <w:t>Manual review, Snyk Code (SAST), npm audit + Snyk Open Source (SCA)</w:t>
-            </w:r>
-          </w:p>
-        </w:tc>
-        <w:tc>
-          <w:tcPr>
-            <w:tcW w:w="0" w:type="auto"/>
-            <w:tcBorders>
-              <w:top w:val="single" w:sz="6" w:space="0" w:color="CDD2DC"/>
-              <w:left w:val="single" w:sz="6" w:space="0" w:color="CDD2DC"/>
-              <w:bottom w:val="single" w:sz="6" w:space="0" w:color="CDD2DC"/>
-              <w:right w:val="single" w:sz="6" w:space="0" w:color="CDD2DC"/>
-            </w:tcBorders>
-            <w:tcMar>
-              <w:top w:w="100" w:type="dxa"/>
-              <w:left w:w="140" w:type="dxa"/>
-              <w:bottom w:w="100" w:type="dxa"/>
-              <w:right w:w="140" w:type="dxa"/>
-            </w:tcMar>
-            <w:hideMark/>
-          </w:tcPr>
-          <w:p>
-            <w:pPr>
-              <w:spacing w:before="120" w:after="120"/>
-              <w:rPr>
-                <w:rFonts w:ascii="Calibri" w:eastAsia="Times New Roman" w:hAnsi="Calibri" w:cs="Calibri"/>
-                <w:color w:val="1A1A1A"/>
-                <w:sz w:val="20"/>
-                <w:szCs w:val="20"/>
-              </w:rPr>
-            </w:pPr>
-            <w:r>
-              <w:rPr>
-                <w:rFonts w:ascii="Calibri" w:eastAsia="Times New Roman" w:hAnsi="Calibri" w:cs="Calibri"/>
-                <w:color w:val="1A1A1A"/>
-                <w:sz w:val="20"/>
-                <w:szCs w:val="20"/>
-              </w:rPr>
-              <w:t>Source repository (GITHARTS-dev/GMR-SunriseChart), commit 2978384</w:t>
-            </w:r>
-          </w:p>
-        </w:tc>
-      </w:tr>
     </w:tbl>
     <w:p>
       <w:pPr>
@@ -3336,7 +3710,27 @@
           <w:szCs w:val="22"/>
           <w:lang w:val="en"/>
         </w:rPr>
-        <w:t>Microsoft Entra ID, Microsoft Graph, SharePoint Online, the Azure Static Web Apps platform internals, and Google Fonts — these are third-party services covered by their providers' own assurance programmes.</w:t>
+        <w:t xml:space="preserve">Microsoft Entra ID, Microsoft Graph, SharePoint Online, the Azure Static Web Apps </w:t>
+      </w:r>
+      <w:r>
+        <w:rPr>
+          <w:rFonts w:ascii="Calibri" w:hAnsi="Calibri" w:cs="Calibri"/>
+          <w:color w:val="1A1A1A"/>
+          <w:sz w:val="22"/>
+          <w:szCs w:val="22"/>
+          <w:lang w:val="en"/>
+        </w:rPr>
+        <w:t>platform internals</w:t>
+      </w:r>
+      <w:r>
+        <w:rPr>
+          <w:rFonts w:ascii="Calibri" w:hAnsi="Calibri" w:cs="Calibri"/>
+          <w:color w:val="1A1A1A"/>
+          <w:sz w:val="22"/>
+          <w:szCs w:val="22"/>
+          <w:lang w:val="en"/>
+        </w:rPr>
+        <w:t xml:space="preserve"> — these are third-party services covered by their providers' own assurance programmes.</w:t>
       </w:r>
     </w:p>
     <w:p>
@@ -3484,17 +3878,7 @@
           <w:szCs w:val="22"/>
           <w:lang w:val="en"/>
         </w:rPr>
-        <w:t xml:space="preserve"> </w:t>
-      </w:r>
-      <w:r>
-        <w:rPr>
-          <w:rFonts w:ascii="Calibri" w:eastAsia="Times New Roman" w:hAnsi="Calibri" w:cs="Calibri"/>
-          <w:color w:val="1A1A1A"/>
-          <w:sz w:val="22"/>
-          <w:szCs w:val="22"/>
-          <w:lang w:val="en"/>
-        </w:rPr>
-        <w:t xml:space="preserve">This assessment was performed by the delivering party using commercial tooling; it is </w:t>
+        <w:t xml:space="preserve"> This assessment was performed by the delivering party using commercial tooling; it is </w:t>
       </w:r>
       <w:r>
         <w:rPr>
@@ -3706,17 +4090,7 @@
           <w:szCs w:val="22"/>
           <w:lang w:val="en"/>
         </w:rPr>
-        <w:t xml:space="preserve"> </w:t>
-      </w:r>
-      <w:r>
-        <w:rPr>
-          <w:rFonts w:ascii="Calibri" w:eastAsia="Times New Roman" w:hAnsi="Calibri" w:cs="Calibri"/>
-          <w:color w:val="1A1A1A"/>
-          <w:sz w:val="22"/>
-          <w:szCs w:val="22"/>
-          <w:lang w:val="en"/>
-        </w:rPr>
-        <w:t>Security testing reduces but cannot eliminate risk; the absence of findings is not a guarantee of absolute security.</w:t>
+        <w:t xml:space="preserve"> Security testing reduces but cannot eliminate risk; the absence of findings is not a guarantee of absolute security.</w:t>
       </w:r>
     </w:p>
     <w:p>
@@ -4123,7 +4497,7 @@
                 <w:sz w:val="20"/>
                 <w:szCs w:val="20"/>
               </w:rPr>
-              <w:t>Software Composition Analysis — scanning third-party dependencies.</w:t>
+              <w:t xml:space="preserve">Software Composition Analysis </w:t>
             </w:r>
           </w:p>
         </w:tc>
@@ -5000,14 +5374,7 @@
           <w:rFonts w:ascii="Calibri" w:eastAsia="Times New Roman" w:hAnsi="Calibri" w:cs="Calibri"/>
           <w:lang w:val="en"/>
         </w:rPr>
-        <w:t>References &amp;</w:t>
-      </w:r>
-      <w:r>
-        <w:rPr>
-          <w:rFonts w:ascii="Calibri" w:eastAsia="Times New Roman" w:hAnsi="Calibri" w:cs="Calibri"/>
-          <w:lang w:val="en"/>
-        </w:rPr>
-        <w:t xml:space="preserve"> standards</w:t>
+        <w:t>References &amp; standards</w:t>
       </w:r>
     </w:p>
     <w:p>
@@ -5154,7 +5521,7 @@
           <w:rFonts w:ascii="Calibri" w:hAnsi="Calibri" w:cs="Calibri"/>
           <w:lang w:val="en"/>
         </w:rPr>
-        <w:t>End of Appendices. This document is a companion to the VAPT Security Assessment Report v1.0 and shares its Confidential classification.</w:t>
+        <w:t>End of Appendices. This document is a companion to the VAPT Secureport v1.0 and shares its Confidential classification.</w:t>
       </w:r>
     </w:p>
     <w:sectPr>
@@ -6308,7 +6675,6 @@
     <w:basedOn w:val="DefaultParagraphFont"/>
     <w:link w:val="Heading3"/>
     <w:uiPriority w:val="9"/>
-    <w:semiHidden/>
     <w:rPr>
       <w:rFonts w:asciiTheme="minorHAnsi" w:eastAsiaTheme="majorEastAsia" w:hAnsiTheme="minorHAnsi" w:cstheme="majorBidi"/>
       <w:color w:val="0F4761" w:themeColor="accent1" w:themeShade="BF"/>
